--- a/División y pitch/division_exposicion_PMSM.docx
+++ b/División y pitch/division_exposicion_PMSM.docx
@@ -3702,6 +3702,16 @@
       <w:pPr>
         <w:spacing w:after="80"/>
       </w:pPr>
+    </w:p>
+    <w:p>
+      <w:pPr>
+        <w:spacing w:after="80"/>
+      </w:pPr>
+    </w:p>
+    <w:p>
+      <w:pPr>
+        <w:spacing w:after="80"/>
+      </w:pPr>
       <w:r>
         <w:lastRenderedPageBreak/>
         <w:t xml:space="preserve">Ponemos </w:t>
@@ -3908,6 +3918,163 @@
       </w:r>
       <w:r>
         <w:br/>
+      </w:r>
+    </w:p>
+    <w:p>
+      <w:pPr>
+        <w:spacing w:after="80"/>
+      </w:pPr>
+      <w:r>
+        <w:lastRenderedPageBreak/>
+        <w:drawing>
+          <wp:inline distT="0" distB="0" distL="0" distR="0" wp14:anchorId="2286A5C6" wp14:editId="229255A7">
+            <wp:extent cx="4572638" cy="4801270"/>
+            <wp:effectExtent l="0" t="0" r="0" b="0"/>
+            <wp:docPr id="5" name="Imagen 5"/>
+            <wp:cNvGraphicFramePr>
+              <a:graphicFrameLocks xmlns:a="http://schemas.openxmlformats.org/drawingml/2006/main" noChangeAspect="1"/>
+            </wp:cNvGraphicFramePr>
+            <a:graphic xmlns:a="http://schemas.openxmlformats.org/drawingml/2006/main">
+              <a:graphicData uri="http://schemas.openxmlformats.org/drawingml/2006/picture">
+                <pic:pic xmlns:pic="http://schemas.openxmlformats.org/drawingml/2006/picture">
+                  <pic:nvPicPr>
+                    <pic:cNvPr id="1" name=""/>
+                    <pic:cNvPicPr/>
+                  </pic:nvPicPr>
+                  <pic:blipFill>
+                    <a:blip r:embed="rId10"/>
+                    <a:stretch>
+                      <a:fillRect/>
+                    </a:stretch>
+                  </pic:blipFill>
+                  <pic:spPr>
+                    <a:xfrm>
+                      <a:off x="0" y="0"/>
+                      <a:ext cx="4572638" cy="4801270"/>
+                    </a:xfrm>
+                    <a:prstGeom prst="rect">
+                      <a:avLst/>
+                    </a:prstGeom>
+                  </pic:spPr>
+                </pic:pic>
+              </a:graphicData>
+            </a:graphic>
+          </wp:inline>
+        </w:drawing>
+      </w:r>
+    </w:p>
+    <w:p>
+      <w:pPr>
+        <w:spacing w:after="80"/>
+      </w:pPr>
+    </w:p>
+    <w:p>
+      <w:pPr>
+        <w:spacing w:after="80"/>
+      </w:pPr>
+    </w:p>
+    <w:p>
+      <w:pPr>
+        <w:spacing w:after="80"/>
+      </w:pPr>
+    </w:p>
+    <w:p>
+      <w:pPr>
+        <w:spacing w:after="80"/>
+      </w:pPr>
+      <w:r>
+        <w:t xml:space="preserve">Incluir transformadas de </w:t>
+      </w:r>
+      <w:proofErr w:type="spellStart"/>
+      <w:r>
+        <w:t>park</w:t>
+      </w:r>
+      <w:proofErr w:type="spellEnd"/>
+      <w:r>
+        <w:t xml:space="preserve"> en codificado:</w:t>
+      </w:r>
+      <w:r>
+        <w:br/>
+      </w:r>
+      <w:r>
+        <w:drawing>
+          <wp:inline distT="0" distB="0" distL="0" distR="0" wp14:anchorId="049DE2F9" wp14:editId="38192820">
+            <wp:extent cx="3458058" cy="3134162"/>
+            <wp:effectExtent l="0" t="0" r="9525" b="0"/>
+            <wp:docPr id="6" name="Imagen 6"/>
+            <wp:cNvGraphicFramePr>
+              <a:graphicFrameLocks xmlns:a="http://schemas.openxmlformats.org/drawingml/2006/main" noChangeAspect="1"/>
+            </wp:cNvGraphicFramePr>
+            <a:graphic xmlns:a="http://schemas.openxmlformats.org/drawingml/2006/main">
+              <a:graphicData uri="http://schemas.openxmlformats.org/drawingml/2006/picture">
+                <pic:pic xmlns:pic="http://schemas.openxmlformats.org/drawingml/2006/picture">
+                  <pic:nvPicPr>
+                    <pic:cNvPr id="1" name=""/>
+                    <pic:cNvPicPr/>
+                  </pic:nvPicPr>
+                  <pic:blipFill>
+                    <a:blip r:embed="rId11"/>
+                    <a:stretch>
+                      <a:fillRect/>
+                    </a:stretch>
+                  </pic:blipFill>
+                  <pic:spPr>
+                    <a:xfrm>
+                      <a:off x="0" y="0"/>
+                      <a:ext cx="3458058" cy="3134162"/>
+                    </a:xfrm>
+                    <a:prstGeom prst="rect">
+                      <a:avLst/>
+                    </a:prstGeom>
+                  </pic:spPr>
+                </pic:pic>
+              </a:graphicData>
+            </a:graphic>
+          </wp:inline>
+        </w:drawing>
+      </w:r>
+    </w:p>
+    <w:p>
+      <w:pPr>
+        <w:spacing w:after="80"/>
+      </w:pPr>
+      <w:r>
+        <w:lastRenderedPageBreak/>
+        <w:drawing>
+          <wp:inline distT="0" distB="0" distL="0" distR="0" wp14:anchorId="1314E1D8" wp14:editId="2159126C">
+            <wp:extent cx="6188710" cy="2334260"/>
+            <wp:effectExtent l="0" t="0" r="2540" b="8890"/>
+            <wp:docPr id="7" name="Imagen 7"/>
+            <wp:cNvGraphicFramePr>
+              <a:graphicFrameLocks xmlns:a="http://schemas.openxmlformats.org/drawingml/2006/main" noChangeAspect="1"/>
+            </wp:cNvGraphicFramePr>
+            <a:graphic xmlns:a="http://schemas.openxmlformats.org/drawingml/2006/main">
+              <a:graphicData uri="http://schemas.openxmlformats.org/drawingml/2006/picture">
+                <pic:pic xmlns:pic="http://schemas.openxmlformats.org/drawingml/2006/picture">
+                  <pic:nvPicPr>
+                    <pic:cNvPr id="1" name=""/>
+                    <pic:cNvPicPr/>
+                  </pic:nvPicPr>
+                  <pic:blipFill>
+                    <a:blip r:embed="rId12"/>
+                    <a:stretch>
+                      <a:fillRect/>
+                    </a:stretch>
+                  </pic:blipFill>
+                  <pic:spPr>
+                    <a:xfrm>
+                      <a:off x="0" y="0"/>
+                      <a:ext cx="6188710" cy="2334260"/>
+                    </a:xfrm>
+                    <a:prstGeom prst="rect">
+                      <a:avLst/>
+                    </a:prstGeom>
+                  </pic:spPr>
+                </pic:pic>
+              </a:graphicData>
+            </a:graphic>
+          </wp:inline>
+        </w:drawing>
       </w:r>
     </w:p>
     <w:sectPr>

--- a/División y pitch/division_exposicion_PMSM.docx
+++ b/División y pitch/division_exposicion_PMSM.docx
@@ -3925,6 +3925,9 @@
         <w:spacing w:after="80"/>
       </w:pPr>
       <w:r>
+        <w:rPr>
+          <w:noProof/>
+        </w:rPr>
         <w:lastRenderedPageBreak/>
         <w:drawing>
           <wp:inline distT="0" distB="0" distL="0" distR="0" wp14:anchorId="2286A5C6" wp14:editId="229255A7">
@@ -3983,7 +3986,13 @@
         <w:spacing w:after="80"/>
       </w:pPr>
       <w:r>
-        <w:t xml:space="preserve">Incluir transformadas de </w:t>
+        <w:t xml:space="preserve">Incluir </w:t>
+      </w:r>
+      <w:r>
+        <w:t>transformaciones</w:t>
+      </w:r>
+      <w:r>
+        <w:t xml:space="preserve"> de </w:t>
       </w:r>
       <w:proofErr w:type="spellStart"/>
       <w:r>
@@ -3997,6 +4006,9 @@
         <w:br/>
       </w:r>
       <w:r>
+        <w:rPr>
+          <w:noProof/>
+        </w:rPr>
         <w:drawing>
           <wp:inline distT="0" distB="0" distL="0" distR="0" wp14:anchorId="049DE2F9" wp14:editId="38192820">
             <wp:extent cx="3458058" cy="3134162"/>
@@ -4039,6 +4051,9 @@
         <w:spacing w:after="80"/>
       </w:pPr>
       <w:r>
+        <w:rPr>
+          <w:noProof/>
+        </w:rPr>
         <w:lastRenderedPageBreak/>
         <w:drawing>
           <wp:inline distT="0" distB="0" distL="0" distR="0" wp14:anchorId="1314E1D8" wp14:editId="2159126C">
@@ -4076,6 +4091,863 @@
           </wp:inline>
         </w:drawing>
       </w:r>
+    </w:p>
+    <w:p>
+      <w:pPr>
+        <w:spacing w:after="80"/>
+      </w:pPr>
+      <m:oMathPara>
+        <m:oMath>
+          <m:sSub>
+            <m:sSubPr>
+              <m:ctrlPr>
+                <w:rPr>
+                  <w:rFonts w:ascii="Cambria Math" w:hAnsi="Cambria Math"/>
+                  <w:i/>
+                </w:rPr>
+              </m:ctrlPr>
+            </m:sSubPr>
+            <m:e>
+              <m:r>
+                <w:rPr>
+                  <w:rFonts w:ascii="Cambria Math" w:hAnsi="Cambria Math"/>
+                </w:rPr>
+                <m:t>i</m:t>
+              </m:r>
+            </m:e>
+            <m:sub>
+              <m:r>
+                <w:rPr>
+                  <w:rFonts w:ascii="Cambria Math" w:hAnsi="Cambria Math"/>
+                </w:rPr>
+                <m:t>a</m:t>
+              </m:r>
+            </m:sub>
+          </m:sSub>
+          <m:d>
+            <m:dPr>
+              <m:ctrlPr>
+                <w:rPr>
+                  <w:rFonts w:ascii="Cambria Math" w:hAnsi="Cambria Math"/>
+                  <w:i/>
+                </w:rPr>
+              </m:ctrlPr>
+            </m:dPr>
+            <m:e>
+              <m:r>
+                <w:rPr>
+                  <w:rFonts w:ascii="Cambria Math" w:hAnsi="Cambria Math"/>
+                </w:rPr>
+                <m:t>t</m:t>
+              </m:r>
+            </m:e>
+          </m:d>
+          <m:r>
+            <w:rPr>
+              <w:rFonts w:ascii="Cambria Math" w:hAnsi="Cambria Math"/>
+            </w:rPr>
+            <m:t>,</m:t>
+          </m:r>
+          <m:r>
+            <m:rPr>
+              <m:sty m:val="p"/>
+            </m:rPr>
+            <w:rPr>
+              <w:rFonts w:ascii="Cambria Math" w:hAnsi="Cambria Math"/>
+            </w:rPr>
+            <m:t> </m:t>
+          </m:r>
+          <m:sSub>
+            <m:sSubPr>
+              <m:ctrlPr>
+                <w:rPr>
+                  <w:rFonts w:ascii="Cambria Math" w:hAnsi="Cambria Math"/>
+                  <w:i/>
+                </w:rPr>
+              </m:ctrlPr>
+            </m:sSubPr>
+            <m:e>
+              <m:r>
+                <w:rPr>
+                  <w:rFonts w:ascii="Cambria Math" w:hAnsi="Cambria Math"/>
+                </w:rPr>
+                <m:t>i</m:t>
+              </m:r>
+              <m:ctrlPr>
+                <w:rPr>
+                  <w:rFonts w:ascii="Cambria Math" w:hAnsi="Cambria Math"/>
+                </w:rPr>
+              </m:ctrlPr>
+            </m:e>
+            <m:sub>
+              <m:r>
+                <w:rPr>
+                  <w:rFonts w:ascii="Cambria Math" w:hAnsi="Cambria Math"/>
+                </w:rPr>
+                <m:t>b</m:t>
+              </m:r>
+            </m:sub>
+          </m:sSub>
+          <m:d>
+            <m:dPr>
+              <m:ctrlPr>
+                <w:rPr>
+                  <w:rFonts w:ascii="Cambria Math" w:hAnsi="Cambria Math"/>
+                  <w:i/>
+                </w:rPr>
+              </m:ctrlPr>
+            </m:dPr>
+            <m:e>
+              <m:r>
+                <w:rPr>
+                  <w:rFonts w:ascii="Cambria Math" w:hAnsi="Cambria Math"/>
+                </w:rPr>
+                <m:t>t</m:t>
+              </m:r>
+            </m:e>
+          </m:d>
+          <m:r>
+            <w:rPr>
+              <w:rFonts w:ascii="Cambria Math" w:hAnsi="Cambria Math"/>
+            </w:rPr>
+            <m:t>,</m:t>
+          </m:r>
+          <m:r>
+            <m:rPr>
+              <m:sty m:val="p"/>
+            </m:rPr>
+            <w:rPr>
+              <w:rFonts w:ascii="Cambria Math" w:hAnsi="Cambria Math"/>
+            </w:rPr>
+            <m:t> </m:t>
+          </m:r>
+          <m:sSub>
+            <m:sSubPr>
+              <m:ctrlPr>
+                <w:rPr>
+                  <w:rFonts w:ascii="Cambria Math" w:hAnsi="Cambria Math"/>
+                  <w:i/>
+                </w:rPr>
+              </m:ctrlPr>
+            </m:sSubPr>
+            <m:e>
+              <m:r>
+                <w:rPr>
+                  <w:rFonts w:ascii="Cambria Math" w:hAnsi="Cambria Math"/>
+                </w:rPr>
+                <m:t>i</m:t>
+              </m:r>
+              <m:ctrlPr>
+                <w:rPr>
+                  <w:rFonts w:ascii="Cambria Math" w:hAnsi="Cambria Math"/>
+                </w:rPr>
+              </m:ctrlPr>
+            </m:e>
+            <m:sub>
+              <m:r>
+                <w:rPr>
+                  <w:rFonts w:ascii="Cambria Math" w:hAnsi="Cambria Math"/>
+                </w:rPr>
+                <m:t>c</m:t>
+              </m:r>
+            </m:sub>
+          </m:sSub>
+          <m:d>
+            <m:dPr>
+              <m:ctrlPr>
+                <w:rPr>
+                  <w:rFonts w:ascii="Cambria Math" w:hAnsi="Cambria Math"/>
+                  <w:i/>
+                </w:rPr>
+              </m:ctrlPr>
+            </m:dPr>
+            <m:e>
+              <m:r>
+                <w:rPr>
+                  <w:rFonts w:ascii="Cambria Math" w:hAnsi="Cambria Math"/>
+                </w:rPr>
+                <m:t>t</m:t>
+              </m:r>
+            </m:e>
+          </m:d>
+        </m:oMath>
+      </m:oMathPara>
+    </w:p>
+    <w:p>
+      <w:pPr>
+        <w:spacing w:after="80"/>
+      </w:pPr>
+      <m:oMathPara>
+        <m:oMath>
+          <m:sSub>
+            <m:sSubPr>
+              <m:ctrlPr>
+                <w:rPr>
+                  <w:rFonts w:ascii="Cambria Math" w:hAnsi="Cambria Math"/>
+                  <w:i/>
+                </w:rPr>
+              </m:ctrlPr>
+            </m:sSubPr>
+            <m:e>
+              <m:r>
+                <m:rPr>
+                  <m:sty m:val="p"/>
+                </m:rPr>
+                <w:rPr>
+                  <w:rFonts w:ascii="Cambria Math" w:hAnsi="Cambria Math"/>
+                </w:rPr>
+                <m:t>ω</m:t>
+              </m:r>
+              <m:ctrlPr>
+                <w:rPr>
+                  <w:rFonts w:ascii="Cambria Math" w:hAnsi="Cambria Math"/>
+                </w:rPr>
+              </m:ctrlPr>
+            </m:e>
+            <m:sub>
+              <m:r>
+                <w:rPr>
+                  <w:rFonts w:ascii="Cambria Math" w:hAnsi="Cambria Math"/>
+                </w:rPr>
+                <m:t>r</m:t>
+              </m:r>
+            </m:sub>
+          </m:sSub>
+          <m:d>
+            <m:dPr>
+              <m:ctrlPr>
+                <w:rPr>
+                  <w:rFonts w:ascii="Cambria Math" w:hAnsi="Cambria Math"/>
+                  <w:i/>
+                </w:rPr>
+              </m:ctrlPr>
+            </m:dPr>
+            <m:e>
+              <m:r>
+                <w:rPr>
+                  <w:rFonts w:ascii="Cambria Math" w:hAnsi="Cambria Math"/>
+                </w:rPr>
+                <m:t>t</m:t>
+              </m:r>
+            </m:e>
+          </m:d>
+          <m:r>
+            <w:rPr>
+              <w:rFonts w:ascii="Cambria Math" w:hAnsi="Cambria Math"/>
+            </w:rPr>
+            <m:t>=</m:t>
+          </m:r>
+          <m:sSub>
+            <m:sSubPr>
+              <m:ctrlPr>
+                <w:rPr>
+                  <w:rFonts w:ascii="Cambria Math" w:hAnsi="Cambria Math"/>
+                  <w:i/>
+                </w:rPr>
+              </m:ctrlPr>
+            </m:sSubPr>
+            <m:e>
+              <m:r>
+                <w:rPr>
+                  <w:rFonts w:ascii="Cambria Math" w:hAnsi="Cambria Math"/>
+                </w:rPr>
+                <m:t>P</m:t>
+              </m:r>
+            </m:e>
+            <m:sub>
+              <m:r>
+                <w:rPr>
+                  <w:rFonts w:ascii="Cambria Math" w:hAnsi="Cambria Math"/>
+                </w:rPr>
+                <m:t>p</m:t>
+              </m:r>
+            </m:sub>
+          </m:sSub>
+          <m:r>
+            <w:rPr>
+              <w:rFonts w:ascii="Cambria Math" w:hAnsi="Cambria Math"/>
+            </w:rPr>
+            <m:t> </m:t>
+          </m:r>
+          <m:sSub>
+            <m:sSubPr>
+              <m:ctrlPr>
+                <w:rPr>
+                  <w:rFonts w:ascii="Cambria Math" w:hAnsi="Cambria Math"/>
+                  <w:i/>
+                </w:rPr>
+              </m:ctrlPr>
+            </m:sSubPr>
+            <m:e>
+              <m:r>
+                <m:rPr>
+                  <m:sty m:val="p"/>
+                </m:rPr>
+                <w:rPr>
+                  <w:rFonts w:ascii="Cambria Math" w:hAnsi="Cambria Math"/>
+                </w:rPr>
+                <m:t>ω</m:t>
+              </m:r>
+            </m:e>
+            <m:sub>
+              <m:r>
+                <w:rPr>
+                  <w:rFonts w:ascii="Cambria Math" w:hAnsi="Cambria Math"/>
+                </w:rPr>
+                <m:t>m</m:t>
+              </m:r>
+            </m:sub>
+          </m:sSub>
+          <m:d>
+            <m:dPr>
+              <m:ctrlPr>
+                <w:rPr>
+                  <w:rFonts w:ascii="Cambria Math" w:hAnsi="Cambria Math"/>
+                  <w:i/>
+                </w:rPr>
+              </m:ctrlPr>
+            </m:dPr>
+            <m:e>
+              <m:r>
+                <w:rPr>
+                  <w:rFonts w:ascii="Cambria Math" w:hAnsi="Cambria Math"/>
+                </w:rPr>
+                <m:t>t</m:t>
+              </m:r>
+            </m:e>
+          </m:d>
+        </m:oMath>
+      </m:oMathPara>
+    </w:p>
+    <w:p>
+      <w:pPr>
+        <w:spacing w:after="80"/>
+      </w:pPr>
+      <m:oMathPara>
+        <m:oMath>
+          <m:acc>
+            <m:accPr>
+              <m:chr m:val="̇"/>
+              <m:ctrlPr>
+                <w:rPr>
+                  <w:rFonts w:ascii="Cambria Math" w:hAnsi="Cambria Math"/>
+                </w:rPr>
+              </m:ctrlPr>
+            </m:accPr>
+            <m:e>
+              <m:r>
+                <w:rPr>
+                  <w:rFonts w:ascii="Cambria Math" w:hAnsi="Cambria Math"/>
+                </w:rPr>
+                <m:t>x</m:t>
+              </m:r>
+            </m:e>
+          </m:acc>
+          <m:d>
+            <m:dPr>
+              <m:ctrlPr>
+                <w:rPr>
+                  <w:rFonts w:ascii="Cambria Math" w:hAnsi="Cambria Math"/>
+                  <w:i/>
+                </w:rPr>
+              </m:ctrlPr>
+            </m:dPr>
+            <m:e>
+              <m:r>
+                <w:rPr>
+                  <w:rFonts w:ascii="Cambria Math" w:hAnsi="Cambria Math"/>
+                </w:rPr>
+                <m:t>t</m:t>
+              </m:r>
+            </m:e>
+          </m:d>
+          <m:r>
+            <w:rPr>
+              <w:rFonts w:ascii="Cambria Math" w:hAnsi="Cambria Math"/>
+            </w:rPr>
+            <m:t>=A</m:t>
+          </m:r>
+          <m:r>
+            <w:rPr>
+              <w:rFonts w:ascii="Cambria Math" w:hAnsi="Cambria Math"/>
+            </w:rPr>
+            <m:t> </m:t>
+          </m:r>
+          <m:r>
+            <w:rPr>
+              <w:rFonts w:ascii="Cambria Math" w:hAnsi="Cambria Math"/>
+            </w:rPr>
+            <m:t>x</m:t>
+          </m:r>
+          <m:d>
+            <m:dPr>
+              <m:ctrlPr>
+                <w:rPr>
+                  <w:rFonts w:ascii="Cambria Math" w:hAnsi="Cambria Math"/>
+                  <w:i/>
+                </w:rPr>
+              </m:ctrlPr>
+            </m:dPr>
+            <m:e>
+              <m:r>
+                <w:rPr>
+                  <w:rFonts w:ascii="Cambria Math" w:hAnsi="Cambria Math"/>
+                </w:rPr>
+                <m:t>t</m:t>
+              </m:r>
+            </m:e>
+          </m:d>
+          <m:r>
+            <w:rPr>
+              <w:rFonts w:ascii="Cambria Math" w:hAnsi="Cambria Math"/>
+            </w:rPr>
+            <m:t>+B</m:t>
+          </m:r>
+          <m:r>
+            <w:rPr>
+              <w:rFonts w:ascii="Cambria Math" w:hAnsi="Cambria Math"/>
+            </w:rPr>
+            <m:t> </m:t>
+          </m:r>
+          <m:r>
+            <w:rPr>
+              <w:rFonts w:ascii="Cambria Math" w:hAnsi="Cambria Math"/>
+            </w:rPr>
+            <m:t>u</m:t>
+          </m:r>
+          <m:d>
+            <m:dPr>
+              <m:ctrlPr>
+                <w:rPr>
+                  <w:rFonts w:ascii="Cambria Math" w:hAnsi="Cambria Math"/>
+                  <w:i/>
+                </w:rPr>
+              </m:ctrlPr>
+            </m:dPr>
+            <m:e>
+              <m:r>
+                <w:rPr>
+                  <w:rFonts w:ascii="Cambria Math" w:hAnsi="Cambria Math"/>
+                </w:rPr>
+                <m:t>t</m:t>
+              </m:r>
+            </m:e>
+          </m:d>
+        </m:oMath>
+      </m:oMathPara>
+    </w:p>
+    <w:p>
+      <w:pPr>
+        <w:spacing w:after="80"/>
+      </w:pPr>
+      <m:oMathPara>
+        <m:oMath>
+          <m:r>
+            <w:rPr>
+              <w:rFonts w:ascii="Cambria Math" w:hAnsi="Cambria Math"/>
+            </w:rPr>
+            <m:t>y</m:t>
+          </m:r>
+          <m:d>
+            <m:dPr>
+              <m:ctrlPr>
+                <w:rPr>
+                  <w:rFonts w:ascii="Cambria Math" w:hAnsi="Cambria Math"/>
+                  <w:i/>
+                </w:rPr>
+              </m:ctrlPr>
+            </m:dPr>
+            <m:e>
+              <m:r>
+                <w:rPr>
+                  <w:rFonts w:ascii="Cambria Math" w:hAnsi="Cambria Math"/>
+                </w:rPr>
+                <m:t>t</m:t>
+              </m:r>
+            </m:e>
+          </m:d>
+          <m:r>
+            <w:rPr>
+              <w:rFonts w:ascii="Cambria Math" w:hAnsi="Cambria Math"/>
+            </w:rPr>
+            <m:t>=C</m:t>
+          </m:r>
+          <m:r>
+            <w:rPr>
+              <w:rFonts w:ascii="Cambria Math" w:hAnsi="Cambria Math"/>
+            </w:rPr>
+            <m:t> </m:t>
+          </m:r>
+          <m:r>
+            <w:rPr>
+              <w:rFonts w:ascii="Cambria Math" w:hAnsi="Cambria Math"/>
+            </w:rPr>
+            <m:t>x</m:t>
+          </m:r>
+          <m:d>
+            <m:dPr>
+              <m:ctrlPr>
+                <w:rPr>
+                  <w:rFonts w:ascii="Cambria Math" w:hAnsi="Cambria Math"/>
+                  <w:i/>
+                </w:rPr>
+              </m:ctrlPr>
+            </m:dPr>
+            <m:e>
+              <m:r>
+                <w:rPr>
+                  <w:rFonts w:ascii="Cambria Math" w:hAnsi="Cambria Math"/>
+                </w:rPr>
+                <m:t>t</m:t>
+              </m:r>
+            </m:e>
+          </m:d>
+          <m:r>
+            <w:rPr>
+              <w:rFonts w:ascii="Cambria Math" w:hAnsi="Cambria Math"/>
+            </w:rPr>
+            <m:t>+D</m:t>
+          </m:r>
+          <m:r>
+            <w:rPr>
+              <w:rFonts w:ascii="Cambria Math" w:hAnsi="Cambria Math"/>
+            </w:rPr>
+            <m:t> </m:t>
+          </m:r>
+          <m:r>
+            <w:rPr>
+              <w:rFonts w:ascii="Cambria Math" w:hAnsi="Cambria Math"/>
+            </w:rPr>
+            <m:t>u</m:t>
+          </m:r>
+          <m:d>
+            <m:dPr>
+              <m:ctrlPr>
+                <w:rPr>
+                  <w:rFonts w:ascii="Cambria Math" w:hAnsi="Cambria Math"/>
+                  <w:i/>
+                </w:rPr>
+              </m:ctrlPr>
+            </m:dPr>
+            <m:e>
+              <m:r>
+                <w:rPr>
+                  <w:rFonts w:ascii="Cambria Math" w:hAnsi="Cambria Math"/>
+                </w:rPr>
+                <m:t>t</m:t>
+              </m:r>
+            </m:e>
+          </m:d>
+        </m:oMath>
+      </m:oMathPara>
+    </w:p>
+    <w:p>
+      <w:pPr>
+        <w:spacing w:after="80"/>
+      </w:pPr>
+    </w:p>
+    <w:p>
+      <w:pPr>
+        <w:spacing w:after="80"/>
+      </w:pPr>
+    </w:p>
+    <w:p>
+      <w:pPr>
+        <w:spacing w:after="80"/>
+      </w:pPr>
+      <m:oMathPara>
+        <m:oMath>
+          <m:acc>
+            <m:accPr>
+              <m:chr m:val="̇"/>
+              <m:ctrlPr>
+                <w:rPr>
+                  <w:rFonts w:ascii="Cambria Math" w:hAnsi="Cambria Math"/>
+                </w:rPr>
+              </m:ctrlPr>
+            </m:accPr>
+            <m:e>
+              <m:r>
+                <w:rPr>
+                  <w:rFonts w:ascii="Cambria Math" w:hAnsi="Cambria Math"/>
+                </w:rPr>
+                <m:t>x</m:t>
+              </m:r>
+            </m:e>
+          </m:acc>
+          <m:d>
+            <m:dPr>
+              <m:ctrlPr>
+                <w:rPr>
+                  <w:rFonts w:ascii="Cambria Math" w:hAnsi="Cambria Math"/>
+                  <w:i/>
+                </w:rPr>
+              </m:ctrlPr>
+            </m:dPr>
+            <m:e>
+              <m:r>
+                <w:rPr>
+                  <w:rFonts w:ascii="Cambria Math" w:hAnsi="Cambria Math"/>
+                </w:rPr>
+                <m:t>t</m:t>
+              </m:r>
+            </m:e>
+          </m:d>
+          <m:r>
+            <w:rPr>
+              <w:rFonts w:ascii="Cambria Math" w:hAnsi="Cambria Math"/>
+            </w:rPr>
+            <m:t>=A</m:t>
+          </m:r>
+          <m:r>
+            <w:rPr>
+              <w:rFonts w:ascii="Cambria Math" w:hAnsi="Cambria Math"/>
+            </w:rPr>
+            <m:t> </m:t>
+          </m:r>
+          <m:r>
+            <w:rPr>
+              <w:rFonts w:ascii="Cambria Math" w:hAnsi="Cambria Math"/>
+            </w:rPr>
+            <m:t>x</m:t>
+          </m:r>
+          <m:d>
+            <m:dPr>
+              <m:ctrlPr>
+                <w:rPr>
+                  <w:rFonts w:ascii="Cambria Math" w:hAnsi="Cambria Math"/>
+                  <w:i/>
+                </w:rPr>
+              </m:ctrlPr>
+            </m:dPr>
+            <m:e>
+              <m:r>
+                <w:rPr>
+                  <w:rFonts w:ascii="Cambria Math" w:hAnsi="Cambria Math"/>
+                </w:rPr>
+                <m:t>t</m:t>
+              </m:r>
+            </m:e>
+          </m:d>
+          <m:r>
+            <w:rPr>
+              <w:rFonts w:ascii="Cambria Math" w:hAnsi="Cambria Math"/>
+            </w:rPr>
+            <m:t>+B</m:t>
+          </m:r>
+          <m:r>
+            <w:rPr>
+              <w:rFonts w:ascii="Cambria Math" w:hAnsi="Cambria Math"/>
+            </w:rPr>
+            <m:t> </m:t>
+          </m:r>
+          <m:r>
+            <w:rPr>
+              <w:rFonts w:ascii="Cambria Math" w:hAnsi="Cambria Math"/>
+            </w:rPr>
+            <m:t>u</m:t>
+          </m:r>
+          <m:d>
+            <m:dPr>
+              <m:ctrlPr>
+                <w:rPr>
+                  <w:rFonts w:ascii="Cambria Math" w:hAnsi="Cambria Math"/>
+                  <w:i/>
+                </w:rPr>
+              </m:ctrlPr>
+            </m:dPr>
+            <m:e>
+              <m:r>
+                <w:rPr>
+                  <w:rFonts w:ascii="Cambria Math" w:hAnsi="Cambria Math"/>
+                </w:rPr>
+                <m:t>t</m:t>
+              </m:r>
+            </m:e>
+          </m:d>
+          <m:r>
+            <w:rPr>
+              <w:rFonts w:ascii="Cambria Math" w:hAnsi="Cambria Math"/>
+            </w:rPr>
+            <m:t>+E</m:t>
+          </m:r>
+          <m:r>
+            <w:rPr>
+              <w:rFonts w:ascii="Cambria Math" w:hAnsi="Cambria Math"/>
+            </w:rPr>
+            <m:t> </m:t>
+          </m:r>
+          <m:r>
+            <w:rPr>
+              <w:rFonts w:ascii="Cambria Math" w:hAnsi="Cambria Math"/>
+            </w:rPr>
+            <m:t>d</m:t>
+          </m:r>
+          <m:d>
+            <m:dPr>
+              <m:ctrlPr>
+                <w:rPr>
+                  <w:rFonts w:ascii="Cambria Math" w:hAnsi="Cambria Math"/>
+                  <w:i/>
+                </w:rPr>
+              </m:ctrlPr>
+            </m:dPr>
+            <m:e>
+              <m:r>
+                <w:rPr>
+                  <w:rFonts w:ascii="Cambria Math" w:hAnsi="Cambria Math"/>
+                </w:rPr>
+                <m:t>t</m:t>
+              </m:r>
+            </m:e>
+          </m:d>
+        </m:oMath>
+      </m:oMathPara>
+    </w:p>
+    <w:p>
+      <w:pPr>
+        <w:spacing w:after="80"/>
+        <w:rPr>
+          <w:rFonts w:ascii="Cambria Math" w:hAnsi="Cambria Math"/>
+          <w:oMath/>
+        </w:rPr>
+      </w:pPr>
+      <m:oMathPara>
+        <m:oMath>
+          <m:r>
+            <w:rPr>
+              <w:rFonts w:ascii="Cambria Math" w:hAnsi="Cambria Math"/>
+            </w:rPr>
+            <m:t>y</m:t>
+          </m:r>
+          <m:d>
+            <m:dPr>
+              <m:ctrlPr>
+                <w:rPr>
+                  <w:rFonts w:ascii="Cambria Math" w:hAnsi="Cambria Math"/>
+                  <w:i/>
+                </w:rPr>
+              </m:ctrlPr>
+            </m:dPr>
+            <m:e>
+              <m:r>
+                <w:rPr>
+                  <w:rFonts w:ascii="Cambria Math" w:hAnsi="Cambria Math"/>
+                </w:rPr>
+                <m:t>t</m:t>
+              </m:r>
+            </m:e>
+          </m:d>
+          <m:r>
+            <w:rPr>
+              <w:rFonts w:ascii="Cambria Math" w:hAnsi="Cambria Math"/>
+            </w:rPr>
+            <m:t>=C</m:t>
+          </m:r>
+          <m:r>
+            <w:rPr>
+              <w:rFonts w:ascii="Cambria Math" w:hAnsi="Cambria Math"/>
+            </w:rPr>
+            <m:t> </m:t>
+          </m:r>
+          <m:r>
+            <w:rPr>
+              <w:rFonts w:ascii="Cambria Math" w:hAnsi="Cambria Math"/>
+            </w:rPr>
+            <m:t>x</m:t>
+          </m:r>
+          <m:d>
+            <m:dPr>
+              <m:ctrlPr>
+                <w:rPr>
+                  <w:rFonts w:ascii="Cambria Math" w:hAnsi="Cambria Math"/>
+                  <w:i/>
+                </w:rPr>
+              </m:ctrlPr>
+            </m:dPr>
+            <m:e>
+              <m:r>
+                <w:rPr>
+                  <w:rFonts w:ascii="Cambria Math" w:hAnsi="Cambria Math"/>
+                </w:rPr>
+                <m:t>t</m:t>
+              </m:r>
+            </m:e>
+          </m:d>
+          <m:r>
+            <w:rPr>
+              <w:rFonts w:ascii="Cambria Math" w:hAnsi="Cambria Math"/>
+            </w:rPr>
+            <m:t>+D</m:t>
+          </m:r>
+          <m:r>
+            <w:rPr>
+              <w:rFonts w:ascii="Cambria Math" w:hAnsi="Cambria Math"/>
+            </w:rPr>
+            <m:t> </m:t>
+          </m:r>
+          <m:r>
+            <w:rPr>
+              <w:rFonts w:ascii="Cambria Math" w:hAnsi="Cambria Math"/>
+            </w:rPr>
+            <m:t>u</m:t>
+          </m:r>
+          <m:d>
+            <m:dPr>
+              <m:ctrlPr>
+                <w:rPr>
+                  <w:rFonts w:ascii="Cambria Math" w:hAnsi="Cambria Math"/>
+                  <w:i/>
+                </w:rPr>
+              </m:ctrlPr>
+            </m:dPr>
+            <m:e>
+              <m:r>
+                <w:rPr>
+                  <w:rFonts w:ascii="Cambria Math" w:hAnsi="Cambria Math"/>
+                </w:rPr>
+                <m:t>t</m:t>
+              </m:r>
+            </m:e>
+          </m:d>
+          <m:r>
+            <w:rPr>
+              <w:rFonts w:ascii="Cambria Math" w:hAnsi="Cambria Math"/>
+            </w:rPr>
+            <m:t>+F</m:t>
+          </m:r>
+          <m:r>
+            <w:rPr>
+              <w:rFonts w:ascii="Cambria Math" w:hAnsi="Cambria Math"/>
+            </w:rPr>
+            <m:t> </m:t>
+          </m:r>
+          <m:r>
+            <w:rPr>
+              <w:rFonts w:ascii="Cambria Math" w:hAnsi="Cambria Math"/>
+            </w:rPr>
+            <m:t>d</m:t>
+          </m:r>
+          <m:d>
+            <m:dPr>
+              <m:ctrlPr>
+                <w:rPr>
+                  <w:rFonts w:ascii="Cambria Math" w:hAnsi="Cambria Math"/>
+                  <w:i/>
+                </w:rPr>
+              </m:ctrlPr>
+            </m:dPr>
+            <m:e>
+              <m:r>
+                <w:rPr>
+                  <w:rFonts w:ascii="Cambria Math" w:hAnsi="Cambria Math"/>
+                </w:rPr>
+                <m:t>t</m:t>
+              </m:r>
+            </m:e>
+          </m:d>
+        </m:oMath>
+      </m:oMathPara>
     </w:p>
     <w:sectPr>
       <w:pgSz w:w="11906" w:h="16838"/>

--- a/División y pitch/division_exposicion_PMSM.docx
+++ b/División y pitch/division_exposicion_PMSM.docx
@@ -6,23 +6,13 @@
       <w:pPr>
         <w:spacing w:after="60"/>
       </w:pPr>
-      <w:proofErr w:type="spellStart"/>
       <w:r>
         <w:rPr>
           <w:color w:val="888888"/>
           <w:sz w:val="18"/>
           <w:szCs w:val="18"/>
         </w:rPr>
-        <w:t>AyME</w:t>
-      </w:r>
-      <w:proofErr w:type="spellEnd"/>
-      <w:r>
-        <w:rPr>
-          <w:color w:val="888888"/>
-          <w:sz w:val="18"/>
-          <w:szCs w:val="18"/>
-        </w:rPr>
-        <w:t xml:space="preserve"> — UNCuyo Ingeniería en Mecatrónica</w:t>
+        <w:t>AyME — UNCuyo Ingeniería en Mecatrónica</w:t>
       </w:r>
     </w:p>
     <w:p>
@@ -149,7 +139,6 @@
             <w:pPr>
               <w:jc w:val="center"/>
             </w:pPr>
-            <w:proofErr w:type="spellStart"/>
             <w:r>
               <w:rPr>
                 <w:b/>
@@ -160,7 +149,6 @@
               </w:rPr>
               <w:t>Slides</w:t>
             </w:r>
-            <w:proofErr w:type="spellEnd"/>
           </w:p>
         </w:tc>
         <w:tc>
@@ -185,7 +173,6 @@
             <w:pPr>
               <w:jc w:val="center"/>
             </w:pPr>
-            <w:proofErr w:type="spellStart"/>
             <w:r>
               <w:rPr>
                 <w:b/>
@@ -194,9 +181,32 @@
                 <w:sz w:val="20"/>
                 <w:szCs w:val="20"/>
               </w:rPr>
-              <w:t>Cant</w:t>
-            </w:r>
-            <w:proofErr w:type="spellEnd"/>
+              <w:t>Cant.</w:t>
+            </w:r>
+          </w:p>
+        </w:tc>
+        <w:tc>
+          <w:tcPr>
+            <w:tcW w:w="2200" w:type="dxa"/>
+            <w:tcBorders>
+              <w:top w:val="single" w:sz="1" w:space="0" w:color="CCCCCC"/>
+              <w:left w:val="single" w:sz="1" w:space="0" w:color="CCCCCC"/>
+              <w:bottom w:val="single" w:sz="1" w:space="0" w:color="CCCCCC"/>
+              <w:right w:val="single" w:sz="1" w:space="0" w:color="CCCCCC"/>
+            </w:tcBorders>
+            <w:shd w:val="clear" w:color="auto" w:fill="1E3A5F"/>
+            <w:tcMar>
+              <w:top w:w="100" w:type="dxa"/>
+              <w:left w:w="140" w:type="dxa"/>
+              <w:bottom w:w="100" w:type="dxa"/>
+              <w:right w:w="140" w:type="dxa"/>
+            </w:tcMar>
+            <w:vAlign w:val="center"/>
+          </w:tcPr>
+          <w:p>
+            <w:pPr>
+              <w:jc w:val="center"/>
+            </w:pPr>
             <w:r>
               <w:rPr>
                 <w:b/>
@@ -205,40 +215,6 @@
                 <w:sz w:val="20"/>
                 <w:szCs w:val="20"/>
               </w:rPr>
-              <w:t>.</w:t>
-            </w:r>
-          </w:p>
-        </w:tc>
-        <w:tc>
-          <w:tcPr>
-            <w:tcW w:w="2200" w:type="dxa"/>
-            <w:tcBorders>
-              <w:top w:val="single" w:sz="1" w:space="0" w:color="CCCCCC"/>
-              <w:left w:val="single" w:sz="1" w:space="0" w:color="CCCCCC"/>
-              <w:bottom w:val="single" w:sz="1" w:space="0" w:color="CCCCCC"/>
-              <w:right w:val="single" w:sz="1" w:space="0" w:color="CCCCCC"/>
-            </w:tcBorders>
-            <w:shd w:val="clear" w:color="auto" w:fill="1E3A5F"/>
-            <w:tcMar>
-              <w:top w:w="100" w:type="dxa"/>
-              <w:left w:w="140" w:type="dxa"/>
-              <w:bottom w:w="100" w:type="dxa"/>
-              <w:right w:w="140" w:type="dxa"/>
-            </w:tcMar>
-            <w:vAlign w:val="center"/>
-          </w:tcPr>
-          <w:p>
-            <w:pPr>
-              <w:jc w:val="center"/>
-            </w:pPr>
-            <w:r>
-              <w:rPr>
-                <w:b/>
-                <w:bCs/>
-                <w:color w:val="FFFFFF"/>
-                <w:sz w:val="20"/>
-                <w:szCs w:val="20"/>
-              </w:rPr>
               <w:t>Expone</w:t>
             </w:r>
           </w:p>
@@ -1843,9 +1819,167 @@
                 <w:sz w:val="20"/>
                 <w:szCs w:val="20"/>
               </w:rPr>
-              <w:t xml:space="preserve">Curvas torque-velocidad · </w:t>
-            </w:r>
-            <w:proofErr w:type="spellStart"/>
+              <w:t>Curvas torque-velocidad · angulo δ(t)</w:t>
+            </w:r>
+          </w:p>
+          <w:p>
+            <w:r>
+              <w:rPr>
+                <w:color w:val="888888"/>
+                <w:sz w:val="18"/>
+                <w:szCs w:val="18"/>
+              </w:rPr>
+              <w:t>Corriente y tensión directa</w:t>
+            </w:r>
+          </w:p>
+        </w:tc>
+        <w:tc>
+          <w:tcPr>
+            <w:tcW w:w="1800" w:type="dxa"/>
+            <w:tcBorders>
+              <w:top w:val="single" w:sz="1" w:space="0" w:color="CCCCCC"/>
+              <w:left w:val="single" w:sz="1" w:space="0" w:color="CCCCCC"/>
+              <w:bottom w:val="single" w:sz="1" w:space="0" w:color="CCCCCC"/>
+              <w:right w:val="single" w:sz="1" w:space="0" w:color="CCCCCC"/>
+            </w:tcBorders>
+            <w:tcMar>
+              <w:top w:w="80" w:type="dxa"/>
+              <w:left w:w="140" w:type="dxa"/>
+              <w:bottom w:w="80" w:type="dxa"/>
+              <w:right w:w="140" w:type="dxa"/>
+            </w:tcMar>
+            <w:vAlign w:val="center"/>
+          </w:tcPr>
+          <w:p>
+            <w:pPr>
+              <w:jc w:val="center"/>
+            </w:pPr>
+            <w:r>
+              <w:rPr>
+                <w:color w:val="555555"/>
+                <w:sz w:val="20"/>
+                <w:szCs w:val="20"/>
+              </w:rPr>
+              <w:t>51 – 58</w:t>
+            </w:r>
+          </w:p>
+        </w:tc>
+        <w:tc>
+          <w:tcPr>
+            <w:tcW w:w="1400" w:type="dxa"/>
+            <w:tcBorders>
+              <w:top w:val="single" w:sz="1" w:space="0" w:color="CCCCCC"/>
+              <w:left w:val="single" w:sz="1" w:space="0" w:color="CCCCCC"/>
+              <w:bottom w:val="single" w:sz="1" w:space="0" w:color="CCCCCC"/>
+              <w:right w:val="single" w:sz="1" w:space="0" w:color="CCCCCC"/>
+            </w:tcBorders>
+            <w:tcMar>
+              <w:top w:w="80" w:type="dxa"/>
+              <w:left w:w="140" w:type="dxa"/>
+              <w:bottom w:w="80" w:type="dxa"/>
+              <w:right w:w="140" w:type="dxa"/>
+            </w:tcMar>
+            <w:vAlign w:val="center"/>
+          </w:tcPr>
+          <w:p>
+            <w:pPr>
+              <w:jc w:val="center"/>
+            </w:pPr>
+            <w:r>
+              <w:rPr>
+                <w:color w:val="555555"/>
+                <w:sz w:val="20"/>
+                <w:szCs w:val="20"/>
+              </w:rPr>
+              <w:t>8</w:t>
+            </w:r>
+          </w:p>
+        </w:tc>
+        <w:tc>
+          <w:tcPr>
+            <w:tcW w:w="2200" w:type="dxa"/>
+            <w:tcBorders>
+              <w:top w:val="single" w:sz="1" w:space="0" w:color="CCCCCC"/>
+              <w:left w:val="single" w:sz="1" w:space="0" w:color="CCCCCC"/>
+              <w:bottom w:val="single" w:sz="1" w:space="0" w:color="CCCCCC"/>
+              <w:right w:val="single" w:sz="1" w:space="0" w:color="CCCCCC"/>
+            </w:tcBorders>
+            <w:shd w:val="clear" w:color="auto" w:fill="D1FAE5"/>
+            <w:tcMar>
+              <w:top w:w="80" w:type="dxa"/>
+              <w:left w:w="140" w:type="dxa"/>
+              <w:bottom w:w="80" w:type="dxa"/>
+              <w:right w:w="140" w:type="dxa"/>
+            </w:tcMar>
+            <w:vAlign w:val="center"/>
+          </w:tcPr>
+          <w:p>
+            <w:pPr>
+              <w:jc w:val="center"/>
+            </w:pPr>
+            <w:r>
+              <w:rPr>
+                <w:b/>
+                <w:bCs/>
+                <w:color w:val="064E3B"/>
+                <w:sz w:val="20"/>
+                <w:szCs w:val="20"/>
+              </w:rPr>
+              <w:t>Juan F. Huertas</w:t>
+            </w:r>
+          </w:p>
+        </w:tc>
+      </w:tr>
+      <w:tr>
+        <w:tc>
+          <w:tcPr>
+            <w:tcW w:w="9360" w:type="dxa"/>
+            <w:gridSpan w:val="4"/>
+            <w:tcBorders>
+              <w:top w:val="single" w:sz="1" w:space="0" w:color="CCCCCC"/>
+              <w:left w:val="single" w:sz="1" w:space="0" w:color="CCCCCC"/>
+              <w:bottom w:val="single" w:sz="1" w:space="0" w:color="CCCCCC"/>
+              <w:right w:val="single" w:sz="1" w:space="0" w:color="CCCCCC"/>
+            </w:tcBorders>
+            <w:shd w:val="clear" w:color="auto" w:fill="F3F4F6"/>
+            <w:tcMar>
+              <w:top w:w="60" w:type="dxa"/>
+              <w:left w:w="140" w:type="dxa"/>
+              <w:bottom w:w="60" w:type="dxa"/>
+              <w:right w:w="140" w:type="dxa"/>
+            </w:tcMar>
+          </w:tcPr>
+          <w:p>
+            <w:r>
+              <w:rPr>
+                <w:color w:val="888888"/>
+                <w:sz w:val="18"/>
+                <w:szCs w:val="18"/>
+              </w:rPr>
+              <w:t>— Control en cascada —</w:t>
+            </w:r>
+          </w:p>
+        </w:tc>
+      </w:tr>
+      <w:tr>
+        <w:tc>
+          <w:tcPr>
+            <w:tcW w:w="3960" w:type="dxa"/>
+            <w:tcBorders>
+              <w:top w:val="single" w:sz="1" w:space="0" w:color="CCCCCC"/>
+              <w:left w:val="single" w:sz="1" w:space="0" w:color="CCCCCC"/>
+              <w:bottom w:val="single" w:sz="1" w:space="0" w:color="CCCCCC"/>
+              <w:right w:val="single" w:sz="1" w:space="0" w:color="CCCCCC"/>
+            </w:tcBorders>
+            <w:tcMar>
+              <w:top w:w="80" w:type="dxa"/>
+              <w:left w:w="140" w:type="dxa"/>
+              <w:bottom w:w="80" w:type="dxa"/>
+              <w:right w:w="140" w:type="dxa"/>
+            </w:tcMar>
+            <w:vAlign w:val="center"/>
+          </w:tcPr>
+          <w:p>
             <w:r>
               <w:rPr>
                 <w:b/>
@@ -1854,18 +1988,7 @@
                 <w:sz w:val="20"/>
                 <w:szCs w:val="20"/>
               </w:rPr>
-              <w:t>angulo</w:t>
-            </w:r>
-            <w:proofErr w:type="spellEnd"/>
-            <w:r>
-              <w:rPr>
-                <w:b/>
-                <w:bCs/>
-                <w:color w:val="222222"/>
-                <w:sz w:val="20"/>
-                <w:szCs w:val="20"/>
-              </w:rPr>
-              <w:t xml:space="preserve"> δ(t)</w:t>
+              <w:t>Modulador de torque</w:t>
             </w:r>
           </w:p>
           <w:p>
@@ -1875,187 +1998,8 @@
                 <w:sz w:val="18"/>
                 <w:szCs w:val="18"/>
               </w:rPr>
-              <w:t>Corriente y tensión directa</w:t>
-            </w:r>
-          </w:p>
-        </w:tc>
-        <w:tc>
-          <w:tcPr>
-            <w:tcW w:w="1800" w:type="dxa"/>
-            <w:tcBorders>
-              <w:top w:val="single" w:sz="1" w:space="0" w:color="CCCCCC"/>
-              <w:left w:val="single" w:sz="1" w:space="0" w:color="CCCCCC"/>
-              <w:bottom w:val="single" w:sz="1" w:space="0" w:color="CCCCCC"/>
-              <w:right w:val="single" w:sz="1" w:space="0" w:color="CCCCCC"/>
-            </w:tcBorders>
-            <w:tcMar>
-              <w:top w:w="80" w:type="dxa"/>
-              <w:left w:w="140" w:type="dxa"/>
-              <w:bottom w:w="80" w:type="dxa"/>
-              <w:right w:w="140" w:type="dxa"/>
-            </w:tcMar>
-            <w:vAlign w:val="center"/>
-          </w:tcPr>
-          <w:p>
-            <w:pPr>
-              <w:jc w:val="center"/>
-            </w:pPr>
-            <w:r>
-              <w:rPr>
-                <w:color w:val="555555"/>
-                <w:sz w:val="20"/>
-                <w:szCs w:val="20"/>
-              </w:rPr>
-              <w:t>51 – 58</w:t>
-            </w:r>
-          </w:p>
-        </w:tc>
-        <w:tc>
-          <w:tcPr>
-            <w:tcW w:w="1400" w:type="dxa"/>
-            <w:tcBorders>
-              <w:top w:val="single" w:sz="1" w:space="0" w:color="CCCCCC"/>
-              <w:left w:val="single" w:sz="1" w:space="0" w:color="CCCCCC"/>
-              <w:bottom w:val="single" w:sz="1" w:space="0" w:color="CCCCCC"/>
-              <w:right w:val="single" w:sz="1" w:space="0" w:color="CCCCCC"/>
-            </w:tcBorders>
-            <w:tcMar>
-              <w:top w:w="80" w:type="dxa"/>
-              <w:left w:w="140" w:type="dxa"/>
-              <w:bottom w:w="80" w:type="dxa"/>
-              <w:right w:w="140" w:type="dxa"/>
-            </w:tcMar>
-            <w:vAlign w:val="center"/>
-          </w:tcPr>
-          <w:p>
-            <w:pPr>
-              <w:jc w:val="center"/>
-            </w:pPr>
-            <w:r>
-              <w:rPr>
-                <w:color w:val="555555"/>
-                <w:sz w:val="20"/>
-                <w:szCs w:val="20"/>
-              </w:rPr>
-              <w:t>8</w:t>
-            </w:r>
-          </w:p>
-        </w:tc>
-        <w:tc>
-          <w:tcPr>
-            <w:tcW w:w="2200" w:type="dxa"/>
-            <w:tcBorders>
-              <w:top w:val="single" w:sz="1" w:space="0" w:color="CCCCCC"/>
-              <w:left w:val="single" w:sz="1" w:space="0" w:color="CCCCCC"/>
-              <w:bottom w:val="single" w:sz="1" w:space="0" w:color="CCCCCC"/>
-              <w:right w:val="single" w:sz="1" w:space="0" w:color="CCCCCC"/>
-            </w:tcBorders>
-            <w:shd w:val="clear" w:color="auto" w:fill="D1FAE5"/>
-            <w:tcMar>
-              <w:top w:w="80" w:type="dxa"/>
-              <w:left w:w="140" w:type="dxa"/>
-              <w:bottom w:w="80" w:type="dxa"/>
-              <w:right w:w="140" w:type="dxa"/>
-            </w:tcMar>
-            <w:vAlign w:val="center"/>
-          </w:tcPr>
-          <w:p>
-            <w:pPr>
-              <w:jc w:val="center"/>
-            </w:pPr>
-            <w:r>
-              <w:rPr>
-                <w:b/>
-                <w:bCs/>
-                <w:color w:val="064E3B"/>
-                <w:sz w:val="20"/>
-                <w:szCs w:val="20"/>
-              </w:rPr>
-              <w:t>Juan F. Huertas</w:t>
-            </w:r>
-          </w:p>
-        </w:tc>
-      </w:tr>
-      <w:tr>
-        <w:tc>
-          <w:tcPr>
-            <w:tcW w:w="9360" w:type="dxa"/>
-            <w:gridSpan w:val="4"/>
-            <w:tcBorders>
-              <w:top w:val="single" w:sz="1" w:space="0" w:color="CCCCCC"/>
-              <w:left w:val="single" w:sz="1" w:space="0" w:color="CCCCCC"/>
-              <w:bottom w:val="single" w:sz="1" w:space="0" w:color="CCCCCC"/>
-              <w:right w:val="single" w:sz="1" w:space="0" w:color="CCCCCC"/>
-            </w:tcBorders>
-            <w:shd w:val="clear" w:color="auto" w:fill="F3F4F6"/>
-            <w:tcMar>
-              <w:top w:w="60" w:type="dxa"/>
-              <w:left w:w="140" w:type="dxa"/>
-              <w:bottom w:w="60" w:type="dxa"/>
-              <w:right w:w="140" w:type="dxa"/>
-            </w:tcMar>
-          </w:tcPr>
-          <w:p>
-            <w:r>
-              <w:rPr>
-                <w:color w:val="888888"/>
-                <w:sz w:val="18"/>
-                <w:szCs w:val="18"/>
-              </w:rPr>
-              <w:t>— Control en cascada —</w:t>
-            </w:r>
-          </w:p>
-        </w:tc>
-      </w:tr>
-      <w:tr>
-        <w:tc>
-          <w:tcPr>
-            <w:tcW w:w="3960" w:type="dxa"/>
-            <w:tcBorders>
-              <w:top w:val="single" w:sz="1" w:space="0" w:color="CCCCCC"/>
-              <w:left w:val="single" w:sz="1" w:space="0" w:color="CCCCCC"/>
-              <w:bottom w:val="single" w:sz="1" w:space="0" w:color="CCCCCC"/>
-              <w:right w:val="single" w:sz="1" w:space="0" w:color="CCCCCC"/>
-            </w:tcBorders>
-            <w:tcMar>
-              <w:top w:w="80" w:type="dxa"/>
-              <w:left w:w="140" w:type="dxa"/>
-              <w:bottom w:w="80" w:type="dxa"/>
-              <w:right w:w="140" w:type="dxa"/>
-            </w:tcMar>
-            <w:vAlign w:val="center"/>
-          </w:tcPr>
-          <w:p>
-            <w:r>
-              <w:rPr>
-                <w:b/>
-                <w:bCs/>
-                <w:color w:val="222222"/>
-                <w:sz w:val="20"/>
-                <w:szCs w:val="20"/>
-              </w:rPr>
-              <w:t>Modulador de torque</w:t>
-            </w:r>
-          </w:p>
-          <w:p>
-            <w:r>
-              <w:rPr>
-                <w:color w:val="888888"/>
-                <w:sz w:val="18"/>
-                <w:szCs w:val="18"/>
-              </w:rPr>
-              <w:t xml:space="preserve">Arquitectura · desacople · corriente · </w:t>
-            </w:r>
-            <w:proofErr w:type="spellStart"/>
-            <w:r>
-              <w:rPr>
-                <w:color w:val="888888"/>
-                <w:sz w:val="18"/>
-                <w:szCs w:val="18"/>
-              </w:rPr>
-              <w:t>feedforward</w:t>
-            </w:r>
-            <w:proofErr w:type="spellEnd"/>
+              <w:t>Arquitectura · desacople · corriente · feedforward</w:t>
+            </w:r>
           </w:p>
         </w:tc>
         <w:tc>
@@ -3514,35 +3458,7 @@
         <w:rPr>
           <w:color w:val="333333"/>
         </w:rPr>
-        <w:t xml:space="preserve">• Carga equilibrada: ~58 </w:t>
-      </w:r>
-      <w:proofErr w:type="spellStart"/>
-      <w:r>
-        <w:rPr>
-          <w:color w:val="333333"/>
-        </w:rPr>
-        <w:t>slides</w:t>
-      </w:r>
-      <w:proofErr w:type="spellEnd"/>
-      <w:r>
-        <w:rPr>
-          <w:color w:val="333333"/>
-        </w:rPr>
-        <w:t xml:space="preserve"> (Stella) y ~61 </w:t>
-      </w:r>
-      <w:proofErr w:type="spellStart"/>
-      <w:r>
-        <w:rPr>
-          <w:color w:val="333333"/>
-        </w:rPr>
-        <w:t>slides</w:t>
-      </w:r>
-      <w:proofErr w:type="spellEnd"/>
-      <w:r>
-        <w:rPr>
-          <w:color w:val="333333"/>
-        </w:rPr>
-        <w:t xml:space="preserve"> (Huertas), con 13 y 12 bloques respectivamente.</w:t>
+        <w:t>• Carga equilibrada: ~58 slides (Stella) y ~61 slides (Huertas), con 13 y 12 bloques respectivamente.</w:t>
       </w:r>
       <w:r>
         <w:rPr>
@@ -3714,15 +3630,7 @@
       </w:pPr>
       <w:r>
         <w:lastRenderedPageBreak/>
-        <w:t xml:space="preserve">Ponemos </w:t>
-      </w:r>
-      <w:proofErr w:type="gramStart"/>
-      <w:r>
-        <w:t>‘ donde</w:t>
-      </w:r>
-      <w:proofErr w:type="gramEnd"/>
-      <w:r>
-        <w:t xml:space="preserve"> corresponde:</w:t>
+        <w:t>Ponemos ‘ donde corresponde:</w:t>
       </w:r>
       <w:r>
         <w:br/>
@@ -3925,6 +3833,9 @@
         <w:spacing w:after="80"/>
       </w:pPr>
       <w:r>
+        <w:rPr>
+          <w:noProof/>
+        </w:rPr>
         <w:lastRenderedPageBreak/>
         <w:drawing>
           <wp:inline distT="0" distB="0" distL="0" distR="0" wp14:anchorId="2286A5C6" wp14:editId="229255A7">
@@ -3983,20 +3894,15 @@
         <w:spacing w:after="80"/>
       </w:pPr>
       <w:r>
-        <w:t xml:space="preserve">Incluir transformadas de </w:t>
-      </w:r>
-      <w:proofErr w:type="spellStart"/>
-      <w:r>
-        <w:t>park</w:t>
-      </w:r>
-      <w:proofErr w:type="spellEnd"/>
-      <w:r>
-        <w:t xml:space="preserve"> en codificado:</w:t>
+        <w:t>Incluir transformadas de park en codificado:</w:t>
       </w:r>
       <w:r>
         <w:br/>
       </w:r>
       <w:r>
+        <w:rPr>
+          <w:noProof/>
+        </w:rPr>
         <w:drawing>
           <wp:inline distT="0" distB="0" distL="0" distR="0" wp14:anchorId="049DE2F9" wp14:editId="38192820">
             <wp:extent cx="3458058" cy="3134162"/>
@@ -4039,6 +3945,9 @@
         <w:spacing w:after="80"/>
       </w:pPr>
       <w:r>
+        <w:rPr>
+          <w:noProof/>
+        </w:rPr>
         <w:lastRenderedPageBreak/>
         <w:drawing>
           <wp:inline distT="0" distB="0" distL="0" distR="0" wp14:anchorId="1314E1D8" wp14:editId="2159126C">
@@ -4065,6 +3974,66 @@
                     <a:xfrm>
                       <a:off x="0" y="0"/>
                       <a:ext cx="6188710" cy="2334260"/>
+                    </a:xfrm>
+                    <a:prstGeom prst="rect">
+                      <a:avLst/>
+                    </a:prstGeom>
+                  </pic:spPr>
+                </pic:pic>
+              </a:graphicData>
+            </a:graphic>
+          </wp:inline>
+        </w:drawing>
+      </w:r>
+    </w:p>
+    <w:p>
+      <w:pPr>
+        <w:spacing w:after="80"/>
+      </w:pPr>
+    </w:p>
+    <w:p>
+      <w:pPr>
+        <w:spacing w:after="80"/>
+      </w:pPr>
+    </w:p>
+    <w:p>
+      <w:pPr>
+        <w:spacing w:after="80"/>
+      </w:pPr>
+      <w:r>
+        <w:t>Le sacamos el (t) al Rs de la ecuación del eje d.</w:t>
+      </w:r>
+    </w:p>
+    <w:p>
+      <w:pPr>
+        <w:spacing w:after="80"/>
+      </w:pPr>
+      <w:r>
+        <w:drawing>
+          <wp:inline distT="0" distB="0" distL="0" distR="0" wp14:anchorId="483B27B0" wp14:editId="4FAF7611">
+            <wp:extent cx="6188710" cy="2997835"/>
+            <wp:effectExtent l="0" t="0" r="2540" b="0"/>
+            <wp:docPr id="8" name="Imagen 8"/>
+            <wp:cNvGraphicFramePr>
+              <a:graphicFrameLocks xmlns:a="http://schemas.openxmlformats.org/drawingml/2006/main" noChangeAspect="1"/>
+            </wp:cNvGraphicFramePr>
+            <a:graphic xmlns:a="http://schemas.openxmlformats.org/drawingml/2006/main">
+              <a:graphicData uri="http://schemas.openxmlformats.org/drawingml/2006/picture">
+                <pic:pic xmlns:pic="http://schemas.openxmlformats.org/drawingml/2006/picture">
+                  <pic:nvPicPr>
+                    <pic:cNvPr id="1" name=""/>
+                    <pic:cNvPicPr/>
+                  </pic:nvPicPr>
+                  <pic:blipFill>
+                    <a:blip r:embed="rId13"/>
+                    <a:stretch>
+                      <a:fillRect/>
+                    </a:stretch>
+                  </pic:blipFill>
+                  <pic:spPr>
+                    <a:xfrm>
+                      <a:off x="0" y="0"/>
+                      <a:ext cx="6188710" cy="2997835"/>
                     </a:xfrm>
                     <a:prstGeom prst="rect">
                       <a:avLst/>

--- a/División y pitch/division_exposicion_PMSM.docx
+++ b/División y pitch/division_exposicion_PMSM.docx
@@ -4045,6 +4045,66 @@
           </wp:inline>
         </w:drawing>
       </w:r>
+    </w:p>
+    <w:p>
+      <w:pPr>
+        <w:spacing w:after="80"/>
+      </w:pPr>
+      <w:r>
+        <w:t>Pasó de Tld  a Tl</w:t>
+      </w:r>
+    </w:p>
+    <w:p>
+      <w:pPr>
+        <w:spacing w:after="80"/>
+      </w:pPr>
+    </w:p>
+    <w:p>
+      <w:pPr>
+        <w:spacing w:after="80"/>
+      </w:pPr>
+      <w:r>
+        <w:drawing>
+          <wp:inline distT="0" distB="0" distL="0" distR="0" wp14:anchorId="08C11F68" wp14:editId="794A2588">
+            <wp:extent cx="6188710" cy="2372995"/>
+            <wp:effectExtent l="0" t="0" r="2540" b="8255"/>
+            <wp:docPr id="9" name="Imagen 9"/>
+            <wp:cNvGraphicFramePr>
+              <a:graphicFrameLocks xmlns:a="http://schemas.openxmlformats.org/drawingml/2006/main" noChangeAspect="1"/>
+            </wp:cNvGraphicFramePr>
+            <a:graphic xmlns:a="http://schemas.openxmlformats.org/drawingml/2006/main">
+              <a:graphicData uri="http://schemas.openxmlformats.org/drawingml/2006/picture">
+                <pic:pic xmlns:pic="http://schemas.openxmlformats.org/drawingml/2006/picture">
+                  <pic:nvPicPr>
+                    <pic:cNvPr id="1" name=""/>
+                    <pic:cNvPicPr/>
+                  </pic:nvPicPr>
+                  <pic:blipFill>
+                    <a:blip r:embed="rId14"/>
+                    <a:stretch>
+                      <a:fillRect/>
+                    </a:stretch>
+                  </pic:blipFill>
+                  <pic:spPr>
+                    <a:xfrm>
+                      <a:off x="0" y="0"/>
+                      <a:ext cx="6188710" cy="2372995"/>
+                    </a:xfrm>
+                    <a:prstGeom prst="rect">
+                      <a:avLst/>
+                    </a:prstGeom>
+                  </pic:spPr>
+                </pic:pic>
+              </a:graphicData>
+            </a:graphic>
+          </wp:inline>
+        </w:drawing>
+      </w:r>
+    </w:p>
+    <w:p>
+      <w:pPr>
+        <w:spacing w:after="80"/>
+      </w:pPr>
     </w:p>
     <w:sectPr>
       <w:pgSz w:w="11906" w:h="16838"/>

--- a/División y pitch/division_exposicion_PMSM.docx
+++ b/División y pitch/division_exposicion_PMSM.docx
@@ -6,13 +6,23 @@
       <w:pPr>
         <w:spacing w:after="60"/>
       </w:pPr>
+      <w:proofErr w:type="spellStart"/>
       <w:r>
         <w:rPr>
           <w:color w:val="888888"/>
           <w:sz w:val="18"/>
           <w:szCs w:val="18"/>
         </w:rPr>
-        <w:t>AyME — UNCuyo Ingeniería en Mecatrónica</w:t>
+        <w:t>AyME</w:t>
+      </w:r>
+      <w:proofErr w:type="spellEnd"/>
+      <w:r>
+        <w:rPr>
+          <w:color w:val="888888"/>
+          <w:sz w:val="18"/>
+          <w:szCs w:val="18"/>
+        </w:rPr>
+        <w:t xml:space="preserve"> — UNCuyo Ingeniería en Mecatrónica</w:t>
       </w:r>
     </w:p>
     <w:p>
@@ -139,6 +149,7 @@
             <w:pPr>
               <w:jc w:val="center"/>
             </w:pPr>
+            <w:proofErr w:type="spellStart"/>
             <w:r>
               <w:rPr>
                 <w:b/>
@@ -149,6 +160,7 @@
               </w:rPr>
               <w:t>Slides</w:t>
             </w:r>
+            <w:proofErr w:type="spellEnd"/>
           </w:p>
         </w:tc>
         <w:tc>
@@ -173,6 +185,7 @@
             <w:pPr>
               <w:jc w:val="center"/>
             </w:pPr>
+            <w:proofErr w:type="spellStart"/>
             <w:r>
               <w:rPr>
                 <w:b/>
@@ -181,7 +194,18 @@
                 <w:sz w:val="20"/>
                 <w:szCs w:val="20"/>
               </w:rPr>
-              <w:t>Cant.</w:t>
+              <w:t>Cant</w:t>
+            </w:r>
+            <w:proofErr w:type="spellEnd"/>
+            <w:r>
+              <w:rPr>
+                <w:b/>
+                <w:bCs/>
+                <w:color w:val="FFFFFF"/>
+                <w:sz w:val="20"/>
+                <w:szCs w:val="20"/>
+              </w:rPr>
+              <w:t>.</w:t>
             </w:r>
           </w:p>
         </w:tc>
@@ -1819,7 +1843,29 @@
                 <w:sz w:val="20"/>
                 <w:szCs w:val="20"/>
               </w:rPr>
-              <w:t>Curvas torque-velocidad · angulo δ(t)</w:t>
+              <w:t xml:space="preserve">Curvas torque-velocidad · </w:t>
+            </w:r>
+            <w:proofErr w:type="spellStart"/>
+            <w:r>
+              <w:rPr>
+                <w:b/>
+                <w:bCs/>
+                <w:color w:val="222222"/>
+                <w:sz w:val="20"/>
+                <w:szCs w:val="20"/>
+              </w:rPr>
+              <w:t>angulo</w:t>
+            </w:r>
+            <w:proofErr w:type="spellEnd"/>
+            <w:r>
+              <w:rPr>
+                <w:b/>
+                <w:bCs/>
+                <w:color w:val="222222"/>
+                <w:sz w:val="20"/>
+                <w:szCs w:val="20"/>
+              </w:rPr>
+              <w:t xml:space="preserve"> δ(t)</w:t>
             </w:r>
           </w:p>
           <w:p>
@@ -1998,8 +2044,18 @@
                 <w:sz w:val="18"/>
                 <w:szCs w:val="18"/>
               </w:rPr>
-              <w:t>Arquitectura · desacople · corriente · feedforward</w:t>
-            </w:r>
+              <w:t xml:space="preserve">Arquitectura · desacople · corriente · </w:t>
+            </w:r>
+            <w:proofErr w:type="spellStart"/>
+            <w:r>
+              <w:rPr>
+                <w:color w:val="888888"/>
+                <w:sz w:val="18"/>
+                <w:szCs w:val="18"/>
+              </w:rPr>
+              <w:t>feedforward</w:t>
+            </w:r>
+            <w:proofErr w:type="spellEnd"/>
           </w:p>
         </w:tc>
         <w:tc>
@@ -3450,15 +3506,40 @@
     <w:p>
       <w:pPr>
         <w:spacing w:after="80"/>
-        <w:rPr>
-          <w:color w:val="333333"/>
-        </w:rPr>
       </w:pPr>
       <w:r>
         <w:rPr>
           <w:color w:val="333333"/>
         </w:rPr>
-        <w:t>• Carga equilibrada: ~58 slides (Stella) y ~61 slides (Huertas), con 13 y 12 bloques respectivamente.</w:t>
+        <w:t xml:space="preserve">• Carga equilibrada: ~58 </w:t>
+      </w:r>
+      <w:proofErr w:type="spellStart"/>
+      <w:r>
+        <w:rPr>
+          <w:color w:val="333333"/>
+        </w:rPr>
+        <w:t>slides</w:t>
+      </w:r>
+      <w:proofErr w:type="spellEnd"/>
+      <w:r>
+        <w:rPr>
+          <w:color w:val="333333"/>
+        </w:rPr>
+        <w:t xml:space="preserve"> (Stella) y ~61 </w:t>
+      </w:r>
+      <w:proofErr w:type="spellStart"/>
+      <w:r>
+        <w:rPr>
+          <w:color w:val="333333"/>
+        </w:rPr>
+        <w:t>slides</w:t>
+      </w:r>
+      <w:proofErr w:type="spellEnd"/>
+      <w:r>
+        <w:rPr>
+          <w:color w:val="333333"/>
+        </w:rPr>
+        <w:t xml:space="preserve"> (Huertas), con 13 y 12 bloques respectivamente.</w:t>
       </w:r>
       <w:r>
         <w:rPr>
@@ -3483,622 +3564,6 @@
           <w:color w:val="333333"/>
         </w:rPr>
         <w:br/>
-        <w:t xml:space="preserve">Correcciones de informe: </w:t>
-      </w:r>
-      <w:r>
-        <w:rPr>
-          <w:color w:val="333333"/>
-        </w:rPr>
-        <w:br/>
-      </w:r>
-      <w:r>
-        <w:rPr>
-          <w:color w:val="333333"/>
-        </w:rPr>
-        <w:br/>
-        <w:t xml:space="preserve">Al polo le faltaba el signo menos: </w:t>
-      </w:r>
-      <w:r>
-        <w:rPr>
-          <w:color w:val="333333"/>
-        </w:rPr>
-        <w:br/>
-      </w:r>
-      <w:r>
-        <w:rPr>
-          <w:noProof/>
-        </w:rPr>
-        <w:drawing>
-          <wp:inline distT="0" distB="0" distL="0" distR="0" wp14:anchorId="609C7549" wp14:editId="6D4C6D73">
-            <wp:extent cx="5553850" cy="905001"/>
-            <wp:effectExtent l="0" t="0" r="8890" b="9525"/>
-            <wp:docPr id="1" name="Imagen 1"/>
-            <wp:cNvGraphicFramePr>
-              <a:graphicFrameLocks xmlns:a="http://schemas.openxmlformats.org/drawingml/2006/main" noChangeAspect="1"/>
-            </wp:cNvGraphicFramePr>
-            <a:graphic xmlns:a="http://schemas.openxmlformats.org/drawingml/2006/main">
-              <a:graphicData uri="http://schemas.openxmlformats.org/drawingml/2006/picture">
-                <pic:pic xmlns:pic="http://schemas.openxmlformats.org/drawingml/2006/picture">
-                  <pic:nvPicPr>
-                    <pic:cNvPr id="1" name=""/>
-                    <pic:cNvPicPr/>
-                  </pic:nvPicPr>
-                  <pic:blipFill>
-                    <a:blip r:embed="rId5"/>
-                    <a:stretch>
-                      <a:fillRect/>
-                    </a:stretch>
-                  </pic:blipFill>
-                  <pic:spPr>
-                    <a:xfrm>
-                      <a:off x="0" y="0"/>
-                      <a:ext cx="5553850" cy="905001"/>
-                    </a:xfrm>
-                    <a:prstGeom prst="rect">
-                      <a:avLst/>
-                    </a:prstGeom>
-                  </pic:spPr>
-                </pic:pic>
-              </a:graphicData>
-            </a:graphic>
-          </wp:inline>
-        </w:drawing>
-      </w:r>
-    </w:p>
-    <w:p>
-      <w:pPr>
-        <w:spacing w:after="80"/>
-        <w:rPr>
-          <w:color w:val="333333"/>
-        </w:rPr>
-      </w:pPr>
-      <w:r>
-        <w:rPr>
-          <w:color w:val="333333"/>
-        </w:rPr>
-        <w:t xml:space="preserve">En lazo de torque, puse la entrada con el ‘ </w:t>
-      </w:r>
-    </w:p>
-    <w:p>
-      <w:pPr>
-        <w:spacing w:after="80"/>
-      </w:pPr>
-      <w:r>
-        <w:rPr>
-          <w:noProof/>
-        </w:rPr>
-        <w:drawing>
-          <wp:inline distT="0" distB="0" distL="0" distR="0" wp14:anchorId="560E131A" wp14:editId="328BD9C9">
-            <wp:extent cx="3379305" cy="1678557"/>
-            <wp:effectExtent l="0" t="0" r="0" b="0"/>
-            <wp:docPr id="2" name="Imagen 2"/>
-            <wp:cNvGraphicFramePr>
-              <a:graphicFrameLocks xmlns:a="http://schemas.openxmlformats.org/drawingml/2006/main" noChangeAspect="1"/>
-            </wp:cNvGraphicFramePr>
-            <a:graphic xmlns:a="http://schemas.openxmlformats.org/drawingml/2006/main">
-              <a:graphicData uri="http://schemas.openxmlformats.org/drawingml/2006/picture">
-                <pic:pic xmlns:pic="http://schemas.openxmlformats.org/drawingml/2006/picture">
-                  <pic:nvPicPr>
-                    <pic:cNvPr id="1" name=""/>
-                    <pic:cNvPicPr/>
-                  </pic:nvPicPr>
-                  <pic:blipFill>
-                    <a:blip r:embed="rId6"/>
-                    <a:stretch>
-                      <a:fillRect/>
-                    </a:stretch>
-                  </pic:blipFill>
-                  <pic:spPr>
-                    <a:xfrm>
-                      <a:off x="0" y="0"/>
-                      <a:ext cx="3385674" cy="1681720"/>
-                    </a:xfrm>
-                    <a:prstGeom prst="rect">
-                      <a:avLst/>
-                    </a:prstGeom>
-                  </pic:spPr>
-                </pic:pic>
-              </a:graphicData>
-            </a:graphic>
-          </wp:inline>
-        </w:drawing>
-      </w:r>
-    </w:p>
-    <w:p>
-      <w:pPr>
-        <w:spacing w:after="80"/>
-      </w:pPr>
-    </w:p>
-    <w:p>
-      <w:pPr>
-        <w:spacing w:after="80"/>
-      </w:pPr>
-    </w:p>
-    <w:p>
-      <w:pPr>
-        <w:spacing w:after="80"/>
-      </w:pPr>
-    </w:p>
-    <w:p>
-      <w:pPr>
-        <w:spacing w:after="80"/>
-      </w:pPr>
-    </w:p>
-    <w:p>
-      <w:pPr>
-        <w:spacing w:after="80"/>
-      </w:pPr>
-      <w:r>
-        <w:lastRenderedPageBreak/>
-        <w:t>Ponemos ‘ donde corresponde:</w:t>
-      </w:r>
-      <w:r>
-        <w:br/>
-      </w:r>
-      <w:r>
-        <w:rPr>
-          <w:noProof/>
-        </w:rPr>
-        <w:drawing>
-          <wp:inline distT="0" distB="0" distL="0" distR="0" wp14:anchorId="112EE0F6" wp14:editId="25AC9F71">
-            <wp:extent cx="6188710" cy="2485654"/>
-            <wp:effectExtent l="0" t="0" r="2540" b="0"/>
-            <wp:docPr id="37" name="Imagen 37"/>
-            <wp:cNvGraphicFramePr>
-              <a:graphicFrameLocks xmlns:a="http://schemas.openxmlformats.org/drawingml/2006/main" noChangeAspect="1"/>
-            </wp:cNvGraphicFramePr>
-            <a:graphic xmlns:a="http://schemas.openxmlformats.org/drawingml/2006/main">
-              <a:graphicData uri="http://schemas.openxmlformats.org/drawingml/2006/picture">
-                <pic:pic xmlns:pic="http://schemas.openxmlformats.org/drawingml/2006/picture">
-                  <pic:nvPicPr>
-                    <pic:cNvPr id="37" name="Imagen 37"/>
-                    <pic:cNvPicPr/>
-                  </pic:nvPicPr>
-                  <pic:blipFill>
-                    <a:blip r:embed="rId7">
-                      <a:extLst>
-                        <a:ext uri="{28A0092B-C50C-407E-A947-70E740481C1C}">
-                          <a14:useLocalDpi xmlns:a14="http://schemas.microsoft.com/office/drawing/2010/main" val="0"/>
-                        </a:ext>
-                      </a:extLst>
-                    </a:blip>
-                    <a:stretch>
-                      <a:fillRect/>
-                    </a:stretch>
-                  </pic:blipFill>
-                  <pic:spPr>
-                    <a:xfrm>
-                      <a:off x="0" y="0"/>
-                      <a:ext cx="6188710" cy="2485654"/>
-                    </a:xfrm>
-                    <a:prstGeom prst="rect">
-                      <a:avLst/>
-                    </a:prstGeom>
-                  </pic:spPr>
-                </pic:pic>
-              </a:graphicData>
-            </a:graphic>
-          </wp:inline>
-        </w:drawing>
-      </w:r>
-    </w:p>
-    <w:p>
-      <w:pPr>
-        <w:spacing w:after="80"/>
-      </w:pPr>
-    </w:p>
-    <w:p>
-      <w:pPr>
-        <w:spacing w:after="80"/>
-      </w:pPr>
-    </w:p>
-    <w:p>
-      <w:pPr>
-        <w:spacing w:after="80"/>
-      </w:pPr>
-      <w:r>
-        <w:t>Error de tipeo en esta ecuación: (ya corregido)</w:t>
-      </w:r>
-      <w:r>
-        <w:br/>
-      </w:r>
-      <w:r>
-        <w:br/>
-      </w:r>
-      <w:r>
-        <w:rPr>
-          <w:noProof/>
-        </w:rPr>
-        <w:drawing>
-          <wp:inline distT="0" distB="0" distL="0" distR="0" wp14:anchorId="7239B9FB" wp14:editId="454960B9">
-            <wp:extent cx="6188710" cy="1442720"/>
-            <wp:effectExtent l="0" t="0" r="2540" b="5080"/>
-            <wp:docPr id="3" name="Imagen 3"/>
-            <wp:cNvGraphicFramePr>
-              <a:graphicFrameLocks xmlns:a="http://schemas.openxmlformats.org/drawingml/2006/main" noChangeAspect="1"/>
-            </wp:cNvGraphicFramePr>
-            <a:graphic xmlns:a="http://schemas.openxmlformats.org/drawingml/2006/main">
-              <a:graphicData uri="http://schemas.openxmlformats.org/drawingml/2006/picture">
-                <pic:pic xmlns:pic="http://schemas.openxmlformats.org/drawingml/2006/picture">
-                  <pic:nvPicPr>
-                    <pic:cNvPr id="1" name=""/>
-                    <pic:cNvPicPr/>
-                  </pic:nvPicPr>
-                  <pic:blipFill>
-                    <a:blip r:embed="rId8"/>
-                    <a:stretch>
-                      <a:fillRect/>
-                    </a:stretch>
-                  </pic:blipFill>
-                  <pic:spPr>
-                    <a:xfrm>
-                      <a:off x="0" y="0"/>
-                      <a:ext cx="6188710" cy="1442720"/>
-                    </a:xfrm>
-                    <a:prstGeom prst="rect">
-                      <a:avLst/>
-                    </a:prstGeom>
-                  </pic:spPr>
-                </pic:pic>
-              </a:graphicData>
-            </a:graphic>
-          </wp:inline>
-        </w:drawing>
-      </w:r>
-    </w:p>
-    <w:p>
-      <w:pPr>
-        <w:spacing w:after="80"/>
-      </w:pPr>
-    </w:p>
-    <w:p>
-      <w:pPr>
-        <w:spacing w:after="80"/>
-      </w:pPr>
-    </w:p>
-    <w:p>
-      <w:pPr>
-        <w:spacing w:after="80"/>
-      </w:pPr>
-      <w:r>
-        <w:t>Corrección FT de modelo LTI:</w:t>
-      </w:r>
-      <w:r>
-        <w:br/>
-      </w:r>
-      <w:r>
-        <w:rPr>
-          <w:noProof/>
-        </w:rPr>
-        <w:drawing>
-          <wp:inline distT="0" distB="0" distL="0" distR="0" wp14:anchorId="410C46F0" wp14:editId="7026C7CE">
-            <wp:extent cx="6188710" cy="1522730"/>
-            <wp:effectExtent l="0" t="0" r="2540" b="1270"/>
-            <wp:docPr id="4" name="Imagen 4"/>
-            <wp:cNvGraphicFramePr>
-              <a:graphicFrameLocks xmlns:a="http://schemas.openxmlformats.org/drawingml/2006/main" noChangeAspect="1"/>
-            </wp:cNvGraphicFramePr>
-            <a:graphic xmlns:a="http://schemas.openxmlformats.org/drawingml/2006/main">
-              <a:graphicData uri="http://schemas.openxmlformats.org/drawingml/2006/picture">
-                <pic:pic xmlns:pic="http://schemas.openxmlformats.org/drawingml/2006/picture">
-                  <pic:nvPicPr>
-                    <pic:cNvPr id="1" name=""/>
-                    <pic:cNvPicPr/>
-                  </pic:nvPicPr>
-                  <pic:blipFill>
-                    <a:blip r:embed="rId9"/>
-                    <a:stretch>
-                      <a:fillRect/>
-                    </a:stretch>
-                  </pic:blipFill>
-                  <pic:spPr>
-                    <a:xfrm>
-                      <a:off x="0" y="0"/>
-                      <a:ext cx="6188710" cy="1522730"/>
-                    </a:xfrm>
-                    <a:prstGeom prst="rect">
-                      <a:avLst/>
-                    </a:prstGeom>
-                  </pic:spPr>
-                </pic:pic>
-              </a:graphicData>
-            </a:graphic>
-          </wp:inline>
-        </w:drawing>
-      </w:r>
-    </w:p>
-    <w:p>
-      <w:pPr>
-        <w:spacing w:after="80"/>
-      </w:pPr>
-    </w:p>
-    <w:p>
-      <w:pPr>
-        <w:spacing w:after="80"/>
-      </w:pPr>
-    </w:p>
-    <w:p>
-      <w:pPr>
-        <w:spacing w:after="80"/>
-      </w:pPr>
-      <w:r>
-        <w:t>Corrección Modulador de tensión no ideal:</w:t>
-      </w:r>
-      <w:r>
-        <w:br/>
-      </w:r>
-    </w:p>
-    <w:p>
-      <w:pPr>
-        <w:spacing w:after="80"/>
-      </w:pPr>
-      <w:r>
-        <w:rPr>
-          <w:noProof/>
-        </w:rPr>
-        <w:lastRenderedPageBreak/>
-        <w:drawing>
-          <wp:inline distT="0" distB="0" distL="0" distR="0" wp14:anchorId="2286A5C6" wp14:editId="229255A7">
-            <wp:extent cx="4572638" cy="4801270"/>
-            <wp:effectExtent l="0" t="0" r="0" b="0"/>
-            <wp:docPr id="5" name="Imagen 5"/>
-            <wp:cNvGraphicFramePr>
-              <a:graphicFrameLocks xmlns:a="http://schemas.openxmlformats.org/drawingml/2006/main" noChangeAspect="1"/>
-            </wp:cNvGraphicFramePr>
-            <a:graphic xmlns:a="http://schemas.openxmlformats.org/drawingml/2006/main">
-              <a:graphicData uri="http://schemas.openxmlformats.org/drawingml/2006/picture">
-                <pic:pic xmlns:pic="http://schemas.openxmlformats.org/drawingml/2006/picture">
-                  <pic:nvPicPr>
-                    <pic:cNvPr id="1" name=""/>
-                    <pic:cNvPicPr/>
-                  </pic:nvPicPr>
-                  <pic:blipFill>
-                    <a:blip r:embed="rId10"/>
-                    <a:stretch>
-                      <a:fillRect/>
-                    </a:stretch>
-                  </pic:blipFill>
-                  <pic:spPr>
-                    <a:xfrm>
-                      <a:off x="0" y="0"/>
-                      <a:ext cx="4572638" cy="4801270"/>
-                    </a:xfrm>
-                    <a:prstGeom prst="rect">
-                      <a:avLst/>
-                    </a:prstGeom>
-                  </pic:spPr>
-                </pic:pic>
-              </a:graphicData>
-            </a:graphic>
-          </wp:inline>
-        </w:drawing>
-      </w:r>
-    </w:p>
-    <w:p>
-      <w:pPr>
-        <w:spacing w:after="80"/>
-      </w:pPr>
-    </w:p>
-    <w:p>
-      <w:pPr>
-        <w:spacing w:after="80"/>
-      </w:pPr>
-    </w:p>
-    <w:p>
-      <w:pPr>
-        <w:spacing w:after="80"/>
-      </w:pPr>
-    </w:p>
-    <w:p>
-      <w:pPr>
-        <w:spacing w:after="80"/>
-      </w:pPr>
-      <w:r>
-        <w:t>Incluir transformadas de park en codificado:</w:t>
-      </w:r>
-      <w:r>
-        <w:br/>
-      </w:r>
-      <w:r>
-        <w:rPr>
-          <w:noProof/>
-        </w:rPr>
-        <w:drawing>
-          <wp:inline distT="0" distB="0" distL="0" distR="0" wp14:anchorId="049DE2F9" wp14:editId="38192820">
-            <wp:extent cx="3458058" cy="3134162"/>
-            <wp:effectExtent l="0" t="0" r="9525" b="0"/>
-            <wp:docPr id="6" name="Imagen 6"/>
-            <wp:cNvGraphicFramePr>
-              <a:graphicFrameLocks xmlns:a="http://schemas.openxmlformats.org/drawingml/2006/main" noChangeAspect="1"/>
-            </wp:cNvGraphicFramePr>
-            <a:graphic xmlns:a="http://schemas.openxmlformats.org/drawingml/2006/main">
-              <a:graphicData uri="http://schemas.openxmlformats.org/drawingml/2006/picture">
-                <pic:pic xmlns:pic="http://schemas.openxmlformats.org/drawingml/2006/picture">
-                  <pic:nvPicPr>
-                    <pic:cNvPr id="1" name=""/>
-                    <pic:cNvPicPr/>
-                  </pic:nvPicPr>
-                  <pic:blipFill>
-                    <a:blip r:embed="rId11"/>
-                    <a:stretch>
-                      <a:fillRect/>
-                    </a:stretch>
-                  </pic:blipFill>
-                  <pic:spPr>
-                    <a:xfrm>
-                      <a:off x="0" y="0"/>
-                      <a:ext cx="3458058" cy="3134162"/>
-                    </a:xfrm>
-                    <a:prstGeom prst="rect">
-                      <a:avLst/>
-                    </a:prstGeom>
-                  </pic:spPr>
-                </pic:pic>
-              </a:graphicData>
-            </a:graphic>
-          </wp:inline>
-        </w:drawing>
-      </w:r>
-    </w:p>
-    <w:p>
-      <w:pPr>
-        <w:spacing w:after="80"/>
-      </w:pPr>
-      <w:r>
-        <w:rPr>
-          <w:noProof/>
-        </w:rPr>
-        <w:lastRenderedPageBreak/>
-        <w:drawing>
-          <wp:inline distT="0" distB="0" distL="0" distR="0" wp14:anchorId="1314E1D8" wp14:editId="2159126C">
-            <wp:extent cx="6188710" cy="2334260"/>
-            <wp:effectExtent l="0" t="0" r="2540" b="8890"/>
-            <wp:docPr id="7" name="Imagen 7"/>
-            <wp:cNvGraphicFramePr>
-              <a:graphicFrameLocks xmlns:a="http://schemas.openxmlformats.org/drawingml/2006/main" noChangeAspect="1"/>
-            </wp:cNvGraphicFramePr>
-            <a:graphic xmlns:a="http://schemas.openxmlformats.org/drawingml/2006/main">
-              <a:graphicData uri="http://schemas.openxmlformats.org/drawingml/2006/picture">
-                <pic:pic xmlns:pic="http://schemas.openxmlformats.org/drawingml/2006/picture">
-                  <pic:nvPicPr>
-                    <pic:cNvPr id="1" name=""/>
-                    <pic:cNvPicPr/>
-                  </pic:nvPicPr>
-                  <pic:blipFill>
-                    <a:blip r:embed="rId12"/>
-                    <a:stretch>
-                      <a:fillRect/>
-                    </a:stretch>
-                  </pic:blipFill>
-                  <pic:spPr>
-                    <a:xfrm>
-                      <a:off x="0" y="0"/>
-                      <a:ext cx="6188710" cy="2334260"/>
-                    </a:xfrm>
-                    <a:prstGeom prst="rect">
-                      <a:avLst/>
-                    </a:prstGeom>
-                  </pic:spPr>
-                </pic:pic>
-              </a:graphicData>
-            </a:graphic>
-          </wp:inline>
-        </w:drawing>
-      </w:r>
-    </w:p>
-    <w:p>
-      <w:pPr>
-        <w:spacing w:after="80"/>
-      </w:pPr>
-    </w:p>
-    <w:p>
-      <w:pPr>
-        <w:spacing w:after="80"/>
-      </w:pPr>
-    </w:p>
-    <w:p>
-      <w:pPr>
-        <w:spacing w:after="80"/>
-      </w:pPr>
-      <w:r>
-        <w:t>Le sacamos el (t) al Rs de la ecuación del eje d.</w:t>
-      </w:r>
-    </w:p>
-    <w:p>
-      <w:pPr>
-        <w:spacing w:after="80"/>
-      </w:pPr>
-      <w:r>
-        <w:drawing>
-          <wp:inline distT="0" distB="0" distL="0" distR="0" wp14:anchorId="483B27B0" wp14:editId="4FAF7611">
-            <wp:extent cx="6188710" cy="2997835"/>
-            <wp:effectExtent l="0" t="0" r="2540" b="0"/>
-            <wp:docPr id="8" name="Imagen 8"/>
-            <wp:cNvGraphicFramePr>
-              <a:graphicFrameLocks xmlns:a="http://schemas.openxmlformats.org/drawingml/2006/main" noChangeAspect="1"/>
-            </wp:cNvGraphicFramePr>
-            <a:graphic xmlns:a="http://schemas.openxmlformats.org/drawingml/2006/main">
-              <a:graphicData uri="http://schemas.openxmlformats.org/drawingml/2006/picture">
-                <pic:pic xmlns:pic="http://schemas.openxmlformats.org/drawingml/2006/picture">
-                  <pic:nvPicPr>
-                    <pic:cNvPr id="1" name=""/>
-                    <pic:cNvPicPr/>
-                  </pic:nvPicPr>
-                  <pic:blipFill>
-                    <a:blip r:embed="rId13"/>
-                    <a:stretch>
-                      <a:fillRect/>
-                    </a:stretch>
-                  </pic:blipFill>
-                  <pic:spPr>
-                    <a:xfrm>
-                      <a:off x="0" y="0"/>
-                      <a:ext cx="6188710" cy="2997835"/>
-                    </a:xfrm>
-                    <a:prstGeom prst="rect">
-                      <a:avLst/>
-                    </a:prstGeom>
-                  </pic:spPr>
-                </pic:pic>
-              </a:graphicData>
-            </a:graphic>
-          </wp:inline>
-        </w:drawing>
-      </w:r>
-    </w:p>
-    <w:p>
-      <w:pPr>
-        <w:spacing w:after="80"/>
-      </w:pPr>
-      <w:r>
-        <w:t>Pasó de Tld  a Tl</w:t>
-      </w:r>
-    </w:p>
-    <w:p>
-      <w:pPr>
-        <w:spacing w:after="80"/>
-      </w:pPr>
-    </w:p>
-    <w:p>
-      <w:pPr>
-        <w:spacing w:after="80"/>
-      </w:pPr>
-      <w:r>
-        <w:drawing>
-          <wp:inline distT="0" distB="0" distL="0" distR="0" wp14:anchorId="08C11F68" wp14:editId="794A2588">
-            <wp:extent cx="6188710" cy="2372995"/>
-            <wp:effectExtent l="0" t="0" r="2540" b="8255"/>
-            <wp:docPr id="9" name="Imagen 9"/>
-            <wp:cNvGraphicFramePr>
-              <a:graphicFrameLocks xmlns:a="http://schemas.openxmlformats.org/drawingml/2006/main" noChangeAspect="1"/>
-            </wp:cNvGraphicFramePr>
-            <a:graphic xmlns:a="http://schemas.openxmlformats.org/drawingml/2006/main">
-              <a:graphicData uri="http://schemas.openxmlformats.org/drawingml/2006/picture">
-                <pic:pic xmlns:pic="http://schemas.openxmlformats.org/drawingml/2006/picture">
-                  <pic:nvPicPr>
-                    <pic:cNvPr id="1" name=""/>
-                    <pic:cNvPicPr/>
-                  </pic:nvPicPr>
-                  <pic:blipFill>
-                    <a:blip r:embed="rId14"/>
-                    <a:stretch>
-                      <a:fillRect/>
-                    </a:stretch>
-                  </pic:blipFill>
-                  <pic:spPr>
-                    <a:xfrm>
-                      <a:off x="0" y="0"/>
-                      <a:ext cx="6188710" cy="2372995"/>
-                    </a:xfrm>
-                    <a:prstGeom prst="rect">
-                      <a:avLst/>
-                    </a:prstGeom>
-                  </pic:spPr>
-                </pic:pic>
-              </a:graphicData>
-            </a:graphic>
-          </wp:inline>
-        </w:drawing>
       </w:r>
     </w:p>
     <w:p>
